--- a/bm/TK/ISO.BM-TK-20-02 Phiếu kiểm tra NVL đầu vào.docx
+++ b/bm/TK/ISO.BM-TK-20-02 Phiếu kiểm tra NVL đầu vào.docx
@@ -166,7 +166,7 @@
     </w:tbl>
     <w:p>
       <w:pPr>
-        <w:spacing w:after="120" w:before="200"/>
+        <w:spacing w:after="120" w:before="200" w:line="360" w:lineRule="auto"/>
         <w:jc w:val="center"/>
       </w:pPr>
       <w:r>
@@ -184,7 +184,7 @@
     </w:p>
     <w:p>
       <w:pPr>
-        <w:spacing w:after="60" w:before="60"/>
+        <w:spacing w:after="120" w:before="60" w:line="360" w:lineRule="auto"/>
         <w:jc w:val="left"/>
       </w:pPr>
       <w:r>
@@ -209,7 +209,7 @@
           <w:sz w:val="22"/>
           <w:szCs w:val="22"/>
         </w:rPr>
-        <w:t xml:space="preserve">______________________________    </w:t>
+        <w:t xml:space="preserve">..............................    </w:t>
       </w:r>
       <w:r>
         <w:rPr>
@@ -233,12 +233,12 @@
           <w:sz w:val="22"/>
           <w:szCs w:val="22"/>
         </w:rPr>
-        <w:t xml:space="preserve">______________________________</w:t>
+        <w:t>..............................</w:t>
       </w:r>
     </w:p>
     <w:p>
       <w:pPr>
-        <w:spacing w:after="60" w:before="60"/>
+        <w:spacing w:after="120" w:before="60" w:line="360" w:lineRule="auto"/>
         <w:jc w:val="left"/>
       </w:pPr>
       <w:r>
@@ -263,12 +263,12 @@
           <w:sz w:val="22"/>
           <w:szCs w:val="22"/>
         </w:rPr>
-        <w:t xml:space="preserve">____________________________________________________________</w:t>
+        <w:t>............................................................</w:t>
       </w:r>
     </w:p>
     <w:p>
       <w:pPr>
-        <w:spacing w:after="60" w:before="60"/>
+        <w:spacing w:after="120" w:before="60" w:line="360" w:lineRule="auto"/>
         <w:jc w:val="left"/>
       </w:pPr>
       <w:r>
@@ -293,7 +293,7 @@
           <w:sz w:val="22"/>
           <w:szCs w:val="22"/>
         </w:rPr>
-        <w:t xml:space="preserve">______________________________    </w:t>
+        <w:t xml:space="preserve">..............................    </w:t>
       </w:r>
       <w:r>
         <w:rPr>
@@ -317,7 +317,7 @@
           <w:sz w:val="22"/>
           <w:szCs w:val="22"/>
         </w:rPr>
-        <w:t xml:space="preserve">______________________________</w:t>
+        <w:t>..............................</w:t>
       </w:r>
     </w:p>
     <w:tbl>
@@ -2703,7 +2703,7 @@
     </w:tbl>
     <w:p>
       <w:pPr>
-        <w:spacing w:after="60" w:before="60"/>
+        <w:spacing w:after="120" w:before="60" w:line="360" w:lineRule="auto"/>
         <w:jc w:val="left"/>
       </w:pPr>
       <w:r>
@@ -2721,7 +2721,7 @@
     </w:p>
     <w:p>
       <w:pPr>
-        <w:spacing w:after="60" w:before="60"/>
+        <w:spacing w:after="120" w:before="60" w:line="360" w:lineRule="auto"/>
         <w:jc w:val="left"/>
       </w:pPr>
       <w:r>
@@ -2739,7 +2739,7 @@
     </w:p>
     <w:p>
       <w:pPr>
-        <w:spacing w:after="60" w:before="60"/>
+        <w:spacing w:after="120" w:before="60" w:line="360" w:lineRule="auto"/>
         <w:jc w:val="left"/>
       </w:pPr>
       <w:r>
@@ -2764,12 +2764,12 @@
           <w:sz w:val="22"/>
           <w:szCs w:val="22"/>
         </w:rPr>
-        <w:t xml:space="preserve">____________________________________________________________</w:t>
+        <w:t>............................................................</w:t>
       </w:r>
     </w:p>
     <w:p>
       <w:pPr>
-        <w:spacing w:after="60" w:before="60"/>
+        <w:spacing w:after="120" w:before="60" w:line="360" w:lineRule="auto"/>
         <w:jc w:val="left"/>
       </w:pPr>
       <w:r>
@@ -3257,7 +3257,7 @@
     </w:tbl>
     <w:p>
       <w:pPr>
-        <w:spacing w:after="60" w:before="60"/>
+        <w:spacing w:after="120" w:before="60" w:line="360" w:lineRule="auto"/>
         <w:jc w:val="left"/>
       </w:pPr>
       <w:r>
